--- a/public/files/resume.docx
+++ b/public/files/resume.docx
@@ -98,25 +98,7 @@
             <w:sz w:val="22"/>
             <w:szCs w:val="28"/>
           </w:rPr>
-          <w:t>Linke</w:t>
-        </w:r>
-        <w:r>
-          <w:rPr>
-            <w:rStyle w:val="Hyperlink"/>
-            <w:rFonts w:ascii="Arial" w:hAnsi="Arial" w:cs="Arial"/>
-            <w:sz w:val="22"/>
-            <w:szCs w:val="28"/>
-          </w:rPr>
-          <w:t>d</w:t>
-        </w:r>
-        <w:r>
-          <w:rPr>
-            <w:rStyle w:val="Hyperlink"/>
-            <w:rFonts w:ascii="Arial" w:hAnsi="Arial" w:cs="Arial"/>
-            <w:sz w:val="22"/>
-            <w:szCs w:val="28"/>
-          </w:rPr>
-          <w:t>In</w:t>
+          <w:t>LinkedIn</w:t>
         </w:r>
       </w:hyperlink>
     </w:p>
@@ -126,7 +108,7 @@
         <w:pBdr>
           <w:bottom w:val="single" w:sz="4" w:space="1" w:color="808080"/>
         </w:pBdr>
-        <w:spacing w:before="90" w:after="45" w:line="220" w:lineRule="auto"/>
+        <w:spacing w:before="160" w:after="70" w:line="220" w:lineRule="auto"/>
         <w:rPr>
           <w:sz w:val="32"/>
           <w:szCs w:val="32"/>
@@ -166,7 +148,7 @@
         <w:pBdr>
           <w:bottom w:val="single" w:sz="4" w:space="1" w:color="808080"/>
         </w:pBdr>
-        <w:spacing w:before="90" w:after="45" w:line="220" w:lineRule="auto"/>
+        <w:spacing w:before="190" w:after="70" w:line="220" w:lineRule="auto"/>
         <w:rPr>
           <w:sz w:val="32"/>
           <w:szCs w:val="32"/>
@@ -179,7 +161,181 @@
           <w:color w:val="000000"/>
           <w:szCs w:val="32"/>
         </w:rPr>
-        <w:t>EDUCATION</w:t>
+        <w:t>TECHNICAL SKILLS</w:t>
+      </w:r>
+    </w:p>
+    <w:p>
+      <w:pPr>
+        <w:spacing w:after="20" w:line="215" w:lineRule="auto"/>
+        <w:ind w:left="360" w:hanging="180"/>
+        <w:rPr>
+          <w:sz w:val="28"/>
+          <w:szCs w:val="28"/>
+        </w:rPr>
+      </w:pPr>
+      <w:r>
+        <w:rPr>
+          <w:rFonts w:ascii="Arial" w:hAnsi="Arial" w:cs="Arial"/>
+          <w:color w:val="000000"/>
+          <w:sz w:val="22"/>
+          <w:szCs w:val="28"/>
+        </w:rPr>
+        <w:t xml:space="preserve">- </w:t>
+      </w:r>
+      <w:r>
+        <w:rPr>
+          <w:rFonts w:ascii="Arial" w:hAnsi="Arial" w:cs="Arial"/>
+          <w:b/>
+          <w:color w:val="000000"/>
+          <w:sz w:val="22"/>
+          <w:szCs w:val="28"/>
+        </w:rPr>
+        <w:t xml:space="preserve">Languages: </w:t>
+      </w:r>
+      <w:r>
+        <w:rPr>
+          <w:rFonts w:ascii="Arial" w:hAnsi="Arial" w:cs="Arial"/>
+          <w:color w:val="000000"/>
+          <w:sz w:val="22"/>
+          <w:szCs w:val="28"/>
+        </w:rPr>
+        <w:t>Java, C#, Python, SQL, JavaScript, HTML/CSS, Kotlin, Swift</w:t>
+      </w:r>
+    </w:p>
+    <w:p>
+      <w:pPr>
+        <w:spacing w:after="20" w:line="215" w:lineRule="auto"/>
+        <w:ind w:left="360" w:hanging="180"/>
+        <w:rPr>
+          <w:sz w:val="28"/>
+          <w:szCs w:val="28"/>
+        </w:rPr>
+      </w:pPr>
+      <w:r>
+        <w:rPr>
+          <w:rFonts w:ascii="Arial" w:hAnsi="Arial" w:cs="Arial"/>
+          <w:color w:val="000000"/>
+          <w:sz w:val="22"/>
+          <w:szCs w:val="28"/>
+        </w:rPr>
+        <w:t xml:space="preserve">- </w:t>
+      </w:r>
+      <w:r>
+        <w:rPr>
+          <w:rFonts w:ascii="Arial" w:hAnsi="Arial" w:cs="Arial"/>
+          <w:b/>
+          <w:color w:val="000000"/>
+          <w:sz w:val="22"/>
+          <w:szCs w:val="28"/>
+        </w:rPr>
+        <w:t xml:space="preserve">Frameworks &amp; APIs: </w:t>
+      </w:r>
+      <w:r>
+        <w:rPr>
+          <w:rFonts w:ascii="Arial" w:hAnsi="Arial" w:cs="Arial"/>
+          <w:color w:val="000000"/>
+          <w:sz w:val="22"/>
+          <w:szCs w:val="28"/>
+        </w:rPr>
+        <w:t>Spring Boot, React, ASP.NET Core, FastAPI, REST APIs, JWT, Stripe, SwiftUI, SwiftData</w:t>
+      </w:r>
+    </w:p>
+    <w:p>
+      <w:pPr>
+        <w:spacing w:after="20" w:line="215" w:lineRule="auto"/>
+        <w:ind w:left="360" w:hanging="180"/>
+        <w:rPr>
+          <w:sz w:val="28"/>
+          <w:szCs w:val="28"/>
+        </w:rPr>
+      </w:pPr>
+      <w:r>
+        <w:rPr>
+          <w:rFonts w:ascii="Arial" w:hAnsi="Arial" w:cs="Arial"/>
+          <w:color w:val="000000"/>
+          <w:sz w:val="22"/>
+          <w:szCs w:val="28"/>
+        </w:rPr>
+        <w:t xml:space="preserve">- </w:t>
+      </w:r>
+      <w:r>
+        <w:rPr>
+          <w:rFonts w:ascii="Arial" w:hAnsi="Arial" w:cs="Arial"/>
+          <w:b/>
+          <w:color w:val="000000"/>
+          <w:sz w:val="22"/>
+          <w:szCs w:val="28"/>
+        </w:rPr>
+        <w:t xml:space="preserve">Databases &amp; Tools: </w:t>
+      </w:r>
+      <w:r>
+        <w:rPr>
+          <w:rFonts w:ascii="Arial" w:hAnsi="Arial" w:cs="Arial"/>
+          <w:color w:val="000000"/>
+          <w:sz w:val="22"/>
+          <w:szCs w:val="28"/>
+        </w:rPr>
+        <w:t>MySQL, PostgreSQL, MongoDB, Git, Docker, Visual Paradigm, Android Studio, Xcode, Office 365</w:t>
+      </w:r>
+    </w:p>
+    <w:p>
+      <w:pPr>
+        <w:spacing w:after="20" w:line="215" w:lineRule="auto"/>
+        <w:ind w:left="360" w:hanging="180"/>
+        <w:rPr>
+          <w:sz w:val="28"/>
+          <w:szCs w:val="28"/>
+        </w:rPr>
+      </w:pPr>
+      <w:r>
+        <w:rPr>
+          <w:rFonts w:ascii="Arial" w:hAnsi="Arial" w:cs="Arial"/>
+          <w:color w:val="000000"/>
+          <w:sz w:val="22"/>
+          <w:szCs w:val="28"/>
+        </w:rPr>
+        <w:t xml:space="preserve">- </w:t>
+      </w:r>
+      <w:r>
+        <w:rPr>
+          <w:rFonts w:ascii="Arial" w:hAnsi="Arial" w:cs="Arial"/>
+          <w:b/>
+          <w:color w:val="000000"/>
+          <w:sz w:val="22"/>
+          <w:szCs w:val="28"/>
+        </w:rPr>
+        <w:t xml:space="preserve">Methods: </w:t>
+      </w:r>
+      <w:r>
+        <w:rPr>
+          <w:rFonts w:ascii="Arial" w:hAnsi="Arial" w:cs="Arial"/>
+          <w:color w:val="000000"/>
+          <w:sz w:val="22"/>
+          <w:szCs w:val="28"/>
+        </w:rPr>
+        <w:t>Agile Development, Unit Testing, Debugging, Backend Architecture, Neural Model Experimentation in Python</w:t>
+      </w:r>
+    </w:p>
+    <w:p>
+      <w:pPr>
+        <w:keepNext/>
+        <w:pBdr>
+          <w:bottom w:val="single" w:sz="4" w:space="1" w:color="808080"/>
+        </w:pBdr>
+        <w:spacing w:before="190" w:after="70" w:line="220" w:lineRule="auto"/>
+        <w:rPr>
+          <w:sz w:val="32"/>
+          <w:szCs w:val="32"/>
+        </w:rPr>
+      </w:pPr>
+      <w:r>
+        <w:rPr>
+          <w:rFonts w:ascii="Arial" w:hAnsi="Arial" w:cs="Arial"/>
+          <w:b/>
+          <w:color w:val="000000"/>
+          <w:szCs w:val="32"/>
+        </w:rPr>
+        <w:t>PROJECT EXPERIENCE</w:t>
       </w:r>
     </w:p>
     <w:p>
@@ -202,7 +358,7 @@
           <w:sz w:val="22"/>
           <w:szCs w:val="28"/>
         </w:rPr>
-        <w:t>George Brown College</w:t>
+        <w:t>Farmer Marketplace &amp; Food Redistribution Platform</w:t>
       </w:r>
       <w:r>
         <w:rPr>
@@ -221,7 +377,7 @@
           <w:sz w:val="22"/>
           <w:szCs w:val="28"/>
         </w:rPr>
-        <w:t>Expected 2026</w:t>
+        <w:t>2025 - 2026</w:t>
       </w:r>
     </w:p>
     <w:p>
@@ -244,7 +400,7 @@
           <w:sz w:val="22"/>
           <w:szCs w:val="28"/>
         </w:rPr>
-        <w:t>Advanced Diploma, Computer Programming and Analysis</w:t>
+        <w:t>Full-Stack Developer, Capstone Project</w:t>
       </w:r>
       <w:r>
         <w:rPr>
@@ -263,7 +419,7 @@
           <w:sz w:val="22"/>
           <w:szCs w:val="28"/>
         </w:rPr>
-        <w:t>Toronto, ON</w:t>
+        <w:t>George Brown College</w:t>
       </w:r>
     </w:p>
     <w:p>
@@ -282,34 +438,31 @@
           <w:sz w:val="22"/>
           <w:szCs w:val="28"/>
         </w:rPr>
-        <w:t>- Relevant focus: backend development, REST APIs, databases, Android/iOS development, Agile delivery, and full-stack capstone implementation.</w:t>
+        <w:t>- Built a full-stack marketplace connecting farmers, customers, restaurants, and NGOs for local product sales and surplus food redistribution.</w:t>
       </w:r>
     </w:p>
     <w:p>
       <w:pPr>
-        <w:keepNext/>
-        <w:pBdr>
-          <w:bottom w:val="single" w:sz="4" w:space="1" w:color="808080"/>
-        </w:pBdr>
-        <w:spacing w:before="90" w:after="45" w:line="220" w:lineRule="auto"/>
-        <w:rPr>
-          <w:sz w:val="32"/>
-          <w:szCs w:val="32"/>
-        </w:rPr>
-      </w:pPr>
-      <w:r>
-        <w:rPr>
-          <w:rFonts w:ascii="Arial" w:hAnsi="Arial" w:cs="Arial"/>
-          <w:b/>
-          <w:color w:val="000000"/>
-          <w:szCs w:val="32"/>
-        </w:rPr>
-        <w:t>TECHNICAL SKILLS</w:t>
+        <w:spacing w:after="20" w:line="215" w:lineRule="auto"/>
+        <w:ind w:left="360" w:hanging="180"/>
+        <w:rPr>
+          <w:sz w:val="28"/>
+          <w:szCs w:val="28"/>
+        </w:rPr>
+      </w:pPr>
+      <w:r>
+        <w:rPr>
+          <w:rFonts w:ascii="Arial" w:hAnsi="Arial" w:cs="Arial"/>
+          <w:color w:val="000000"/>
+          <w:sz w:val="22"/>
+          <w:szCs w:val="28"/>
+        </w:rPr>
+        <w:t>- Worked on over 5 of 12 microservices and implemented Stripe payments, JWT role-based authentication, registration/login, profile management, admin panel features, user settings, and database integration.</w:t>
       </w:r>
     </w:p>
     <w:p>
       <w:pPr>
-        <w:spacing w:after="20" w:line="215" w:lineRule="auto"/>
+        <w:spacing w:after="85" w:line="215" w:lineRule="auto" w:before="0"/>
         <w:ind w:left="360" w:hanging="180"/>
         <w:rPr>
           <w:sz w:val="28"/>
@@ -333,152 +486,16 @@
           <w:sz w:val="22"/>
           <w:szCs w:val="28"/>
         </w:rPr>
-        <w:t xml:space="preserve">Languages: </w:t>
-      </w:r>
-      <w:r>
-        <w:rPr>
-          <w:rFonts w:ascii="Arial" w:hAnsi="Arial" w:cs="Arial"/>
-          <w:color w:val="000000"/>
-          <w:sz w:val="22"/>
-          <w:szCs w:val="28"/>
-        </w:rPr>
-        <w:t>Java, C#, Python, SQL, JavaScript, HTML/CSS, Kotlin, Swift</w:t>
-      </w:r>
-    </w:p>
-    <w:p>
-      <w:pPr>
-        <w:spacing w:after="20" w:line="215" w:lineRule="auto"/>
-        <w:ind w:left="360" w:hanging="180"/>
-        <w:rPr>
-          <w:sz w:val="28"/>
-          <w:szCs w:val="28"/>
-        </w:rPr>
-      </w:pPr>
-      <w:r>
-        <w:rPr>
-          <w:rFonts w:ascii="Arial" w:hAnsi="Arial" w:cs="Arial"/>
-          <w:color w:val="000000"/>
-          <w:sz w:val="22"/>
-          <w:szCs w:val="28"/>
-        </w:rPr>
-        <w:t xml:space="preserve">- </w:t>
-      </w:r>
-      <w:r>
-        <w:rPr>
-          <w:rFonts w:ascii="Arial" w:hAnsi="Arial" w:cs="Arial"/>
-          <w:b/>
-          <w:color w:val="000000"/>
-          <w:sz w:val="22"/>
-          <w:szCs w:val="28"/>
-        </w:rPr>
-        <w:t xml:space="preserve">Frameworks &amp; APIs: </w:t>
-      </w:r>
-      <w:r>
-        <w:rPr>
-          <w:rFonts w:ascii="Arial" w:hAnsi="Arial" w:cs="Arial"/>
-          <w:color w:val="000000"/>
-          <w:sz w:val="22"/>
-          <w:szCs w:val="28"/>
-        </w:rPr>
-        <w:t>Spring Boot, React, ASP.NET Core, FastAPI, REST APIs, JWT, Stripe, SwiftUI, SwiftData</w:t>
-      </w:r>
-    </w:p>
-    <w:p>
-      <w:pPr>
-        <w:spacing w:after="20" w:line="215" w:lineRule="auto"/>
-        <w:ind w:left="360" w:hanging="180"/>
-        <w:rPr>
-          <w:sz w:val="28"/>
-          <w:szCs w:val="28"/>
-        </w:rPr>
-      </w:pPr>
-      <w:r>
-        <w:rPr>
-          <w:rFonts w:ascii="Arial" w:hAnsi="Arial" w:cs="Arial"/>
-          <w:color w:val="000000"/>
-          <w:sz w:val="22"/>
-          <w:szCs w:val="28"/>
-        </w:rPr>
-        <w:t xml:space="preserve">- </w:t>
-      </w:r>
-      <w:r>
-        <w:rPr>
-          <w:rFonts w:ascii="Arial" w:hAnsi="Arial" w:cs="Arial"/>
-          <w:b/>
-          <w:color w:val="000000"/>
-          <w:sz w:val="22"/>
-          <w:szCs w:val="28"/>
-        </w:rPr>
-        <w:t xml:space="preserve">Databases &amp; Tools: </w:t>
-      </w:r>
-      <w:r>
-        <w:rPr>
-          <w:rFonts w:ascii="Arial" w:hAnsi="Arial" w:cs="Arial"/>
-          <w:color w:val="000000"/>
-          <w:sz w:val="22"/>
-          <w:szCs w:val="28"/>
-        </w:rPr>
-        <w:t>MySQL, PostgreSQL, MongoDB, Git, Docker, Visual Paradigm, Android Studio, Xcode, Office 365</w:t>
-      </w:r>
-    </w:p>
-    <w:p>
-      <w:pPr>
-        <w:spacing w:after="20" w:line="215" w:lineRule="auto"/>
-        <w:ind w:left="360" w:hanging="180"/>
-        <w:rPr>
-          <w:sz w:val="28"/>
-          <w:szCs w:val="28"/>
-        </w:rPr>
-      </w:pPr>
-      <w:r>
-        <w:rPr>
-          <w:rFonts w:ascii="Arial" w:hAnsi="Arial" w:cs="Arial"/>
-          <w:color w:val="000000"/>
-          <w:sz w:val="22"/>
-          <w:szCs w:val="28"/>
-        </w:rPr>
-        <w:t xml:space="preserve">- </w:t>
-      </w:r>
-      <w:r>
-        <w:rPr>
-          <w:rFonts w:ascii="Arial" w:hAnsi="Arial" w:cs="Arial"/>
-          <w:b/>
-          <w:color w:val="000000"/>
-          <w:sz w:val="22"/>
-          <w:szCs w:val="28"/>
-        </w:rPr>
-        <w:t xml:space="preserve">Methods: </w:t>
-      </w:r>
-      <w:r>
-        <w:rPr>
-          <w:rFonts w:ascii="Arial" w:hAnsi="Arial" w:cs="Arial"/>
-          <w:color w:val="000000"/>
-          <w:sz w:val="22"/>
-          <w:szCs w:val="28"/>
-        </w:rPr>
-        <w:t>Agile Development, Unit Testing, Debugging, Backend Architecture, Neural Model Experimentation in Python</w:t>
-      </w:r>
-    </w:p>
-    <w:p>
-      <w:pPr>
-        <w:keepNext/>
-        <w:pBdr>
-          <w:bottom w:val="single" w:sz="4" w:space="1" w:color="808080"/>
-        </w:pBdr>
-        <w:spacing w:before="90" w:after="45" w:line="220" w:lineRule="auto"/>
-        <w:rPr>
-          <w:sz w:val="32"/>
-          <w:szCs w:val="32"/>
-        </w:rPr>
-      </w:pPr>
-      <w:r>
-        <w:rPr>
-          <w:rFonts w:ascii="Arial" w:hAnsi="Arial" w:cs="Arial"/>
-          <w:b/>
-          <w:color w:val="000000"/>
-          <w:szCs w:val="32"/>
-        </w:rPr>
-        <w:t>PROJECT EXPERIENCE</w:t>
+        <w:t xml:space="preserve">Stack: </w:t>
+      </w:r>
+      <w:r>
+        <w:rPr>
+          <w:rFonts w:ascii="Arial" w:hAnsi="Arial" w:cs="Arial"/>
+          <w:color w:val="000000"/>
+          <w:sz w:val="22"/>
+          <w:szCs w:val="28"/>
+        </w:rPr>
+        <w:t>React, Java, Spring Boot, REST APIs, JWT, Stripe, Microservices, MongoDB</w:t>
       </w:r>
     </w:p>
     <w:p>
@@ -487,7 +504,7 @@
         <w:tabs>
           <w:tab w:val="right" w:pos="9360"/>
         </w:tabs>
-        <w:spacing w:line="220" w:lineRule="auto"/>
+        <w:spacing w:line="220" w:lineRule="auto" w:before="110" w:after="0"/>
         <w:rPr>
           <w:sz w:val="28"/>
           <w:szCs w:val="28"/>
@@ -501,7 +518,7 @@
           <w:sz w:val="22"/>
           <w:szCs w:val="28"/>
         </w:rPr>
-        <w:t>Farmer Marketplace &amp; Food Redistribution Platform</w:t>
+        <w:t>Before You Go</w:t>
       </w:r>
       <w:r>
         <w:rPr>
@@ -520,7 +537,7 @@
           <w:sz w:val="22"/>
           <w:szCs w:val="28"/>
         </w:rPr>
-        <w:t>2025 - 2026</w:t>
+        <w:t>2025</w:t>
       </w:r>
     </w:p>
     <w:p>
@@ -543,7 +560,7 @@
           <w:sz w:val="22"/>
           <w:szCs w:val="28"/>
         </w:rPr>
-        <w:t>Full-Stack Developer, Capstone Project</w:t>
+        <w:t>iOS Developer, Swift Mobile App</w:t>
       </w:r>
       <w:r>
         <w:rPr>
@@ -562,7 +579,7 @@
           <w:sz w:val="22"/>
           <w:szCs w:val="28"/>
         </w:rPr>
-        <w:t>George Brown College</w:t>
+        <w:t>Academic Project</w:t>
       </w:r>
     </w:p>
     <w:p>
@@ -581,7 +598,7 @@
           <w:sz w:val="22"/>
           <w:szCs w:val="28"/>
         </w:rPr>
-        <w:t>- Built a full-stack marketplace connecting farmers, customers, restaurants, and NGOs for local product sales and surplus food redistribution.</w:t>
+        <w:t>- Developed location-based reminder workflows that connect saved places with item checklists and trigger notifications when users leave geofenced areas.</w:t>
       </w:r>
     </w:p>
     <w:p>
@@ -600,12 +617,12 @@
           <w:sz w:val="22"/>
           <w:szCs w:val="28"/>
         </w:rPr>
-        <w:t>- Worked on over 5 of 12 microservices and implemented Stripe payments, JWT role-based authentication, registration/login, profile management, admin panel features, user settings, and database integration.</w:t>
+        <w:t>- Contributed item management, notification logic, SwiftData persistence, and the end-to-end reminder experience.</w:t>
       </w:r>
     </w:p>
     <w:p>
       <w:pPr>
-        <w:spacing w:after="20" w:line="215" w:lineRule="auto"/>
+        <w:spacing w:after="85" w:line="215" w:lineRule="auto" w:before="0"/>
         <w:ind w:left="360" w:hanging="180"/>
         <w:rPr>
           <w:sz w:val="28"/>
@@ -638,7 +655,7 @@
           <w:sz w:val="22"/>
           <w:szCs w:val="28"/>
         </w:rPr>
-        <w:t>React, Java, Spring Boot, REST APIs, JWT, Stripe, Microservices, MongoDB</w:t>
+        <w:t>Swift, SwiftUI, SwiftData, Geofencing, Notifications</w:t>
       </w:r>
     </w:p>
     <w:p>
@@ -647,7 +664,7 @@
         <w:tabs>
           <w:tab w:val="right" w:pos="9360"/>
         </w:tabs>
-        <w:spacing w:line="220" w:lineRule="auto"/>
+        <w:spacing w:line="220" w:lineRule="auto" w:before="110" w:after="0"/>
         <w:rPr>
           <w:sz w:val="28"/>
           <w:szCs w:val="28"/>
@@ -661,7 +678,7 @@
           <w:sz w:val="22"/>
           <w:szCs w:val="28"/>
         </w:rPr>
-        <w:t>Before You Go</w:t>
+        <w:t>Canada Tour Guide App</w:t>
       </w:r>
       <w:r>
         <w:rPr>
@@ -703,7 +720,7 @@
           <w:sz w:val="22"/>
           <w:szCs w:val="28"/>
         </w:rPr>
-        <w:t>iOS Developer, Swift Mobile App</w:t>
+        <w:t>Android / Backend Developer</w:t>
       </w:r>
       <w:r>
         <w:rPr>
@@ -741,7 +758,7 @@
           <w:sz w:val="22"/>
           <w:szCs w:val="28"/>
         </w:rPr>
-        <w:t>- Developed location-based reminder workflows that connect saved places with item checklists and trigger notifications when users leave geofenced areas.</w:t>
+        <w:t>- Built Android and backend functionality for a landmark recognition app using photos, OpenAI, and Wikipedia data to generate personalized audio-ready stories.</w:t>
       </w:r>
     </w:p>
     <w:p>
@@ -760,12 +777,12 @@
           <w:sz w:val="22"/>
           <w:szCs w:val="28"/>
         </w:rPr>
-        <w:t>- Contributed item management, notification logic, SwiftData persistence, and the end-to-end reminder experience.</w:t>
+        <w:t>- Implemented the main screen, settings screen, persistent SharedPreferences settings, and backend integration for generated content.</w:t>
       </w:r>
     </w:p>
     <w:p>
       <w:pPr>
-        <w:spacing w:after="20" w:line="215" w:lineRule="auto"/>
+        <w:spacing w:after="85" w:line="215" w:lineRule="auto" w:before="0"/>
         <w:ind w:left="360" w:hanging="180"/>
         <w:rPr>
           <w:sz w:val="28"/>
@@ -798,7 +815,29 @@
           <w:sz w:val="22"/>
           <w:szCs w:val="28"/>
         </w:rPr>
-        <w:t>Swift, SwiftUI, SwiftData, Geofencing, Notifications</w:t>
+        <w:t>Kotlin, Android Studio, Python, FastAPI, OpenAI, Wikipedia API</w:t>
+      </w:r>
+    </w:p>
+    <w:p>
+      <w:pPr>
+        <w:keepNext/>
+        <w:pBdr>
+          <w:bottom w:val="single" w:sz="4" w:space="1" w:color="808080"/>
+        </w:pBdr>
+        <w:spacing w:before="220" w:after="70" w:line="220" w:lineRule="auto"/>
+        <w:rPr>
+          <w:sz w:val="32"/>
+          <w:szCs w:val="32"/>
+        </w:rPr>
+      </w:pPr>
+      <w:r>
+        <w:rPr>
+          <w:rFonts w:ascii="Arial" w:hAnsi="Arial" w:cs="Arial"/>
+          <w:b/>
+          <w:color w:val="000000"/>
+          <w:szCs w:val="32"/>
+        </w:rPr>
+        <w:t>PROFESSIONAL EXPERIENCE</w:t>
       </w:r>
     </w:p>
     <w:p>
@@ -807,7 +846,7 @@
         <w:tabs>
           <w:tab w:val="right" w:pos="9360"/>
         </w:tabs>
-        <w:spacing w:line="220" w:lineRule="auto"/>
+        <w:spacing w:line="220" w:lineRule="auto" w:before="20" w:after="0"/>
         <w:rPr>
           <w:sz w:val="28"/>
           <w:szCs w:val="28"/>
@@ -821,7 +860,7 @@
           <w:sz w:val="22"/>
           <w:szCs w:val="28"/>
         </w:rPr>
-        <w:t>Canada Tour Guide App</w:t>
+        <w:t>B&amp;B Partners</w:t>
       </w:r>
       <w:r>
         <w:rPr>
@@ -840,7 +879,7 @@
           <w:sz w:val="22"/>
           <w:szCs w:val="28"/>
         </w:rPr>
-        <w:t>2025</w:t>
+        <w:t>Dec. 2023 - Jun. 2024</w:t>
       </w:r>
     </w:p>
     <w:p>
@@ -863,7 +902,7 @@
           <w:sz w:val="22"/>
           <w:szCs w:val="28"/>
         </w:rPr>
-        <w:t>Android / Backend Developer</w:t>
+        <w:t>Intern Assistant Developer</w:t>
       </w:r>
       <w:r>
         <w:rPr>
@@ -882,7 +921,7 @@
           <w:sz w:val="22"/>
           <w:szCs w:val="28"/>
         </w:rPr>
-        <w:t>Academic Project</w:t>
+        <w:t>Remote</w:t>
       </w:r>
     </w:p>
     <w:p>
@@ -901,7 +940,7 @@
           <w:sz w:val="22"/>
           <w:szCs w:val="28"/>
         </w:rPr>
-        <w:t>- Built Android and backend functionality for a landmark recognition app using photos, OpenAI, and Wikipedia data to generate personalized audio-ready stories.</w:t>
+        <w:t>- Developed and debugged 15+ web features and backend fixes, improving application load time by 20%.</w:t>
       </w:r>
     </w:p>
     <w:p>
@@ -920,12 +959,12 @@
           <w:sz w:val="22"/>
           <w:szCs w:val="28"/>
         </w:rPr>
-        <w:t>- Implemented the main screen, settings screen, persistent SharedPreferences settings, and backend integration for generated content.</w:t>
+        <w:t>- Optimized database queries, reducing execution time by 30%, and resolved 10+ critical backend issues.</w:t>
       </w:r>
     </w:p>
     <w:p>
       <w:pPr>
-        <w:spacing w:after="20" w:line="215" w:lineRule="auto"/>
+        <w:spacing w:after="95" w:line="215" w:lineRule="auto" w:before="0"/>
         <w:ind w:left="360" w:hanging="180"/>
         <w:rPr>
           <w:sz w:val="28"/>
@@ -939,26 +978,7 @@
           <w:sz w:val="22"/>
           <w:szCs w:val="28"/>
         </w:rPr>
-        <w:t xml:space="preserve">- </w:t>
-      </w:r>
-      <w:r>
-        <w:rPr>
-          <w:rFonts w:ascii="Arial" w:hAnsi="Arial" w:cs="Arial"/>
-          <w:b/>
-          <w:color w:val="000000"/>
-          <w:sz w:val="22"/>
-          <w:szCs w:val="28"/>
-        </w:rPr>
-        <w:t xml:space="preserve">Stack: </w:t>
-      </w:r>
-      <w:r>
-        <w:rPr>
-          <w:rFonts w:ascii="Arial" w:hAnsi="Arial" w:cs="Arial"/>
-          <w:color w:val="000000"/>
-          <w:sz w:val="22"/>
-          <w:szCs w:val="28"/>
-        </w:rPr>
-        <w:t>Kotlin, Android Studio, Python, FastAPI, OpenAI, Wikipedia API</w:t>
+        <w:t>- Implemented unit tests covering 90% of backend functionality and collaborated with a 5-developer Agile team.</w:t>
       </w:r>
     </w:p>
     <w:p>
@@ -967,7 +987,7 @@
         <w:pBdr>
           <w:bottom w:val="single" w:sz="4" w:space="1" w:color="808080"/>
         </w:pBdr>
-        <w:spacing w:before="90" w:after="45" w:line="220" w:lineRule="auto"/>
+        <w:spacing w:before="220" w:after="70" w:line="220" w:lineRule="auto"/>
         <w:rPr>
           <w:sz w:val="32"/>
           <w:szCs w:val="32"/>
@@ -980,7 +1000,7 @@
           <w:color w:val="000000"/>
           <w:szCs w:val="32"/>
         </w:rPr>
-        <w:t>PROFESSIONAL EXPERIENCE</w:t>
+        <w:t>EDUCATION</w:t>
       </w:r>
     </w:p>
     <w:p>
@@ -989,7 +1009,7 @@
         <w:tabs>
           <w:tab w:val="right" w:pos="9360"/>
         </w:tabs>
-        <w:spacing w:line="220" w:lineRule="auto"/>
+        <w:spacing w:line="220" w:lineRule="auto" w:before="20" w:after="0"/>
         <w:rPr>
           <w:sz w:val="28"/>
           <w:szCs w:val="28"/>
@@ -1003,7 +1023,7 @@
           <w:sz w:val="22"/>
           <w:szCs w:val="28"/>
         </w:rPr>
-        <w:t>B&amp;B Partners</w:t>
+        <w:t>George Brown College</w:t>
       </w:r>
       <w:r>
         <w:rPr>
@@ -1022,7 +1042,17 @@
           <w:sz w:val="22"/>
           <w:szCs w:val="28"/>
         </w:rPr>
-        <w:t>Dec. 2023 - Jun. 2024</w:t>
+        <w:t>April</w:t>
+      </w:r>
+      <w:r>
+        <w:rPr>
+          <w:rFonts w:ascii="Arial" w:hAnsi="Arial" w:cs="Arial"/>
+          <w:b/>
+          <w:color w:val="000000"/>
+          <w:sz w:val="22"/>
+          <w:szCs w:val="28"/>
+        </w:rPr>
+        <w:t xml:space="preserve"> 2026</w:t>
       </w:r>
     </w:p>
     <w:p>
@@ -1045,7 +1075,7 @@
           <w:sz w:val="22"/>
           <w:szCs w:val="28"/>
         </w:rPr>
-        <w:t>Intern Assistant Developer</w:t>
+        <w:t>Advanced Diploma, Computer Programming and Analysis</w:t>
       </w:r>
       <w:r>
         <w:rPr>
@@ -1064,7 +1094,7 @@
           <w:sz w:val="22"/>
           <w:szCs w:val="28"/>
         </w:rPr>
-        <w:t>Remote</w:t>
+        <w:t>Toronto, ON</w:t>
       </w:r>
     </w:p>
     <w:p>
@@ -1083,189 +1113,7 @@
           <w:sz w:val="22"/>
           <w:szCs w:val="28"/>
         </w:rPr>
-        <w:t>- Developed and debugged 15+ web features and backend fixes, improving application load time by 20%.</w:t>
-      </w:r>
-    </w:p>
-    <w:p>
-      <w:pPr>
-        <w:spacing w:after="20" w:line="215" w:lineRule="auto"/>
-        <w:ind w:left="360" w:hanging="180"/>
-        <w:rPr>
-          <w:sz w:val="28"/>
-          <w:szCs w:val="28"/>
-        </w:rPr>
-      </w:pPr>
-      <w:r>
-        <w:rPr>
-          <w:rFonts w:ascii="Arial" w:hAnsi="Arial" w:cs="Arial"/>
-          <w:color w:val="000000"/>
-          <w:sz w:val="22"/>
-          <w:szCs w:val="28"/>
-        </w:rPr>
-        <w:t>- Optimized database queries, reducing execution time by 30%, and resolved 10+ critical backend issues.</w:t>
-      </w:r>
-    </w:p>
-    <w:p>
-      <w:pPr>
-        <w:spacing w:after="20" w:line="215" w:lineRule="auto"/>
-        <w:ind w:left="360" w:hanging="180"/>
-        <w:rPr>
-          <w:sz w:val="28"/>
-          <w:szCs w:val="28"/>
-        </w:rPr>
-      </w:pPr>
-      <w:r>
-        <w:rPr>
-          <w:rFonts w:ascii="Arial" w:hAnsi="Arial" w:cs="Arial"/>
-          <w:color w:val="000000"/>
-          <w:sz w:val="22"/>
-          <w:szCs w:val="28"/>
-        </w:rPr>
-        <w:t>- Implemented unit tests covering 90% of backend functionality and collaborated with a 5-developer Agile team.</w:t>
-      </w:r>
-    </w:p>
-    <w:p>
-      <w:pPr>
-        <w:keepNext/>
-        <w:pBdr>
-          <w:bottom w:val="single" w:sz="4" w:space="1" w:color="808080"/>
-        </w:pBdr>
-        <w:spacing w:before="90" w:after="45" w:line="220" w:lineRule="auto"/>
-        <w:rPr>
-          <w:sz w:val="32"/>
-          <w:szCs w:val="32"/>
-        </w:rPr>
-      </w:pPr>
-      <w:r>
-        <w:rPr>
-          <w:rFonts w:ascii="Arial" w:hAnsi="Arial" w:cs="Arial"/>
-          <w:b/>
-          <w:color w:val="000000"/>
-          <w:szCs w:val="32"/>
-        </w:rPr>
-        <w:t>ADDITIONAL EXPERIENCE</w:t>
-      </w:r>
-    </w:p>
-    <w:p>
-      <w:pPr>
-        <w:keepNext/>
-        <w:tabs>
-          <w:tab w:val="right" w:pos="9360"/>
-        </w:tabs>
-        <w:spacing w:line="220" w:lineRule="auto"/>
-        <w:rPr>
-          <w:sz w:val="28"/>
-          <w:szCs w:val="28"/>
-        </w:rPr>
-      </w:pPr>
-      <w:r>
-        <w:rPr>
-          <w:rFonts w:ascii="Arial" w:hAnsi="Arial" w:cs="Arial"/>
-          <w:b/>
-          <w:color w:val="000000"/>
-          <w:sz w:val="22"/>
-          <w:szCs w:val="28"/>
-        </w:rPr>
-        <w:t>McDonald's, Crew Member</w:t>
-      </w:r>
-      <w:r>
-        <w:rPr>
-          <w:rFonts w:ascii="Arial" w:hAnsi="Arial" w:cs="Arial"/>
-          <w:color w:val="000000"/>
-          <w:sz w:val="22"/>
-          <w:szCs w:val="28"/>
-        </w:rPr>
-        <w:tab/>
-      </w:r>
-      <w:r>
-        <w:rPr>
-          <w:rFonts w:ascii="Arial" w:hAnsi="Arial" w:cs="Arial"/>
-          <w:b/>
-          <w:color w:val="000000"/>
-          <w:sz w:val="22"/>
-          <w:szCs w:val="28"/>
-        </w:rPr>
-        <w:t>Nov. 2024 - Feb. 2025</w:t>
-      </w:r>
-    </w:p>
-    <w:p>
-      <w:pPr>
-        <w:spacing w:after="20" w:line="215" w:lineRule="auto"/>
-        <w:ind w:left="360" w:hanging="180"/>
-        <w:rPr>
-          <w:sz w:val="28"/>
-          <w:szCs w:val="28"/>
-        </w:rPr>
-      </w:pPr>
-      <w:r>
-        <w:rPr>
-          <w:rFonts w:ascii="Arial" w:hAnsi="Arial" w:cs="Arial"/>
-          <w:color w:val="000000"/>
-          <w:sz w:val="22"/>
-          <w:szCs w:val="28"/>
-        </w:rPr>
-        <w:t>- Delivered customer service to 30+ customers daily, handled cash transactions accurately, and maintained food safety standards in a fast-paced team environment.</w:t>
-      </w:r>
-    </w:p>
-    <w:p>
-      <w:pPr>
-        <w:keepNext/>
-        <w:tabs>
-          <w:tab w:val="right" w:pos="9360"/>
-        </w:tabs>
-        <w:spacing w:line="220" w:lineRule="auto"/>
-        <w:rPr>
-          <w:sz w:val="28"/>
-          <w:szCs w:val="28"/>
-        </w:rPr>
-      </w:pPr>
-      <w:r>
-        <w:rPr>
-          <w:rFonts w:ascii="Arial" w:hAnsi="Arial" w:cs="Arial"/>
-          <w:b/>
-          <w:color w:val="000000"/>
-          <w:sz w:val="22"/>
-          <w:szCs w:val="28"/>
-        </w:rPr>
-        <w:t>Rooks to Cooks, Volunteer</w:t>
-      </w:r>
-      <w:r>
-        <w:rPr>
-          <w:rFonts w:ascii="Arial" w:hAnsi="Arial" w:cs="Arial"/>
-          <w:color w:val="000000"/>
-          <w:sz w:val="22"/>
-          <w:szCs w:val="28"/>
-        </w:rPr>
-        <w:tab/>
-      </w:r>
-      <w:r>
-        <w:rPr>
-          <w:rFonts w:ascii="Arial" w:hAnsi="Arial" w:cs="Arial"/>
-          <w:b/>
-          <w:color w:val="000000"/>
-          <w:sz w:val="22"/>
-          <w:szCs w:val="28"/>
-        </w:rPr>
-        <w:t>Jul. 2024 - Aug. 2024</w:t>
-      </w:r>
-    </w:p>
-    <w:p>
-      <w:pPr>
-        <w:spacing w:after="20" w:line="215" w:lineRule="auto"/>
-        <w:ind w:left="360" w:hanging="180"/>
-        <w:rPr>
-          <w:sz w:val="28"/>
-          <w:szCs w:val="28"/>
-        </w:rPr>
-      </w:pPr>
-      <w:r>
-        <w:rPr>
-          <w:rFonts w:ascii="Arial" w:hAnsi="Arial" w:cs="Arial"/>
-          <w:color w:val="000000"/>
-          <w:sz w:val="22"/>
-          <w:szCs w:val="28"/>
-        </w:rPr>
-        <w:t>- Supervised children during cooking sessions, helped prepare 30+ meals, maintained kitchen organization, and coordinated with staff to improve session flow.</w:t>
+        <w:t>- Relevant focus: backend development, REST APIs, databases, Android/iOS development, Agile delivery, and full-stack capstone implementation.</w:t>
       </w:r>
     </w:p>
     <w:sectPr>

--- a/public/files/resume.docx
+++ b/public/files/resume.docx
@@ -462,7 +462,7 @@
     </w:p>
     <w:p>
       <w:pPr>
-        <w:spacing w:after="85" w:line="215" w:lineRule="auto" w:before="0"/>
+        <w:spacing w:after="85" w:line="215" w:lineRule="auto"/>
         <w:ind w:left="360" w:hanging="180"/>
         <w:rPr>
           <w:sz w:val="28"/>
@@ -504,7 +504,7 @@
         <w:tabs>
           <w:tab w:val="right" w:pos="9360"/>
         </w:tabs>
-        <w:spacing w:line="220" w:lineRule="auto" w:before="110" w:after="0"/>
+        <w:spacing w:before="110" w:line="220" w:lineRule="auto"/>
         <w:rPr>
           <w:sz w:val="28"/>
           <w:szCs w:val="28"/>
@@ -622,7 +622,7 @@
     </w:p>
     <w:p>
       <w:pPr>
-        <w:spacing w:after="85" w:line="215" w:lineRule="auto" w:before="0"/>
+        <w:spacing w:after="85" w:line="215" w:lineRule="auto"/>
         <w:ind w:left="360" w:hanging="180"/>
         <w:rPr>
           <w:sz w:val="28"/>
@@ -664,7 +664,7 @@
         <w:tabs>
           <w:tab w:val="right" w:pos="9360"/>
         </w:tabs>
-        <w:spacing w:line="220" w:lineRule="auto" w:before="110" w:after="0"/>
+        <w:spacing w:before="110" w:line="220" w:lineRule="auto"/>
         <w:rPr>
           <w:sz w:val="28"/>
           <w:szCs w:val="28"/>
@@ -782,7 +782,7 @@
     </w:p>
     <w:p>
       <w:pPr>
-        <w:spacing w:after="85" w:line="215" w:lineRule="auto" w:before="0"/>
+        <w:spacing w:after="85" w:line="215" w:lineRule="auto"/>
         <w:ind w:left="360" w:hanging="180"/>
         <w:rPr>
           <w:sz w:val="28"/>
@@ -846,7 +846,7 @@
         <w:tabs>
           <w:tab w:val="right" w:pos="9360"/>
         </w:tabs>
-        <w:spacing w:line="220" w:lineRule="auto" w:before="20" w:after="0"/>
+        <w:spacing w:before="20" w:line="220" w:lineRule="auto"/>
         <w:rPr>
           <w:sz w:val="28"/>
           <w:szCs w:val="28"/>
@@ -964,7 +964,7 @@
     </w:p>
     <w:p>
       <w:pPr>
-        <w:spacing w:after="95" w:line="215" w:lineRule="auto" w:before="0"/>
+        <w:spacing w:after="95" w:line="215" w:lineRule="auto"/>
         <w:ind w:left="360" w:hanging="180"/>
         <w:rPr>
           <w:sz w:val="28"/>
@@ -1009,7 +1009,7 @@
         <w:tabs>
           <w:tab w:val="right" w:pos="9360"/>
         </w:tabs>
-        <w:spacing w:line="220" w:lineRule="auto" w:before="20" w:after="0"/>
+        <w:spacing w:before="20" w:line="220" w:lineRule="auto"/>
         <w:rPr>
           <w:sz w:val="28"/>
           <w:szCs w:val="28"/>
@@ -1038,11 +1038,32 @@
         <w:rPr>
           <w:rFonts w:ascii="Arial" w:hAnsi="Arial" w:cs="Arial"/>
           <w:b/>
-          <w:color w:val="000000"/>
-          <w:sz w:val="22"/>
-          <w:szCs w:val="28"/>
-        </w:rPr>
-        <w:t>April</w:t>
+          <w:bCs/>
+          <w:color w:val="000000"/>
+          <w:sz w:val="22"/>
+          <w:szCs w:val="28"/>
+        </w:rPr>
+        <w:t xml:space="preserve">Sep. 2023 – </w:t>
+      </w:r>
+      <w:r>
+        <w:rPr>
+          <w:rFonts w:ascii="Arial" w:hAnsi="Arial" w:cs="Arial"/>
+          <w:b/>
+          <w:color w:val="000000"/>
+          <w:sz w:val="22"/>
+          <w:szCs w:val="28"/>
+        </w:rPr>
+        <w:t>Apr</w:t>
+      </w:r>
+      <w:r>
+        <w:rPr>
+          <w:rFonts w:ascii="Arial" w:hAnsi="Arial" w:cs="Arial"/>
+          <w:b/>
+          <w:color w:val="000000"/>
+          <w:sz w:val="22"/>
+          <w:szCs w:val="28"/>
+        </w:rPr>
+        <w:t>.</w:t>
       </w:r>
       <w:r>
         <w:rPr>

--- a/public/files/resume.docx
+++ b/public/files/resume.docx
@@ -139,7 +139,7 @@
           <w:sz w:val="22"/>
           <w:szCs w:val="28"/>
         </w:rPr>
-        <w:t>Software development student focused on backend and full-stack engineering, with project experience in Spring Boot microservices, React, REST APIs, JWT authentication, Stripe payments, MongoDB, Android, and iOS development.</w:t>
+        <w:t>Software development student focused on backend and full-stack engineering, with project experience in Spring Boot microservices, React, REST APIs, MongoDB, Android, and iOS development.</w:t>
       </w:r>
     </w:p>
     <w:p>
@@ -237,8 +237,59 @@
           <w:sz w:val="22"/>
           <w:szCs w:val="28"/>
         </w:rPr>
-        <w:t>Spring Boot, React, ASP.NET Core, FastAPI, REST APIs, JWT, Stripe, SwiftUI, SwiftData</w:t>
-      </w:r>
+        <w:t xml:space="preserve">Spring Boot, React, ASP.NET Core, </w:t>
+      </w:r>
+      <w:proofErr w:type="spellStart"/>
+      <w:r>
+        <w:rPr>
+          <w:rFonts w:ascii="Arial" w:hAnsi="Arial" w:cs="Arial"/>
+          <w:color w:val="000000"/>
+          <w:sz w:val="22"/>
+          <w:szCs w:val="28"/>
+        </w:rPr>
+        <w:t>FastAPI</w:t>
+      </w:r>
+      <w:proofErr w:type="spellEnd"/>
+      <w:r>
+        <w:rPr>
+          <w:rFonts w:ascii="Arial" w:hAnsi="Arial" w:cs="Arial"/>
+          <w:color w:val="000000"/>
+          <w:sz w:val="22"/>
+          <w:szCs w:val="28"/>
+        </w:rPr>
+        <w:t xml:space="preserve">, REST APIs, </w:t>
+      </w:r>
+      <w:proofErr w:type="spellStart"/>
+      <w:r>
+        <w:rPr>
+          <w:rFonts w:ascii="Arial" w:hAnsi="Arial" w:cs="Arial"/>
+          <w:color w:val="000000"/>
+          <w:sz w:val="22"/>
+          <w:szCs w:val="28"/>
+        </w:rPr>
+        <w:t>SwiftUI</w:t>
+      </w:r>
+      <w:proofErr w:type="spellEnd"/>
+      <w:r>
+        <w:rPr>
+          <w:rFonts w:ascii="Arial" w:hAnsi="Arial" w:cs="Arial"/>
+          <w:color w:val="000000"/>
+          <w:sz w:val="22"/>
+          <w:szCs w:val="28"/>
+        </w:rPr>
+        <w:t xml:space="preserve">, </w:t>
+      </w:r>
+      <w:proofErr w:type="spellStart"/>
+      <w:r>
+        <w:rPr>
+          <w:rFonts w:ascii="Arial" w:hAnsi="Arial" w:cs="Arial"/>
+          <w:color w:val="000000"/>
+          <w:sz w:val="22"/>
+          <w:szCs w:val="28"/>
+        </w:rPr>
+        <w:t>SwiftData</w:t>
+      </w:r>
+      <w:proofErr w:type="spellEnd"/>
     </w:p>
     <w:p>
       <w:pPr>
@@ -1053,7 +1104,7 @@
           <w:sz w:val="22"/>
           <w:szCs w:val="28"/>
         </w:rPr>
-        <w:t>Apr</w:t>
+        <w:t>Ap</w:t>
       </w:r>
       <w:r>
         <w:rPr>
@@ -1063,7 +1114,7 @@
           <w:sz w:val="22"/>
           <w:szCs w:val="28"/>
         </w:rPr>
-        <w:t>.</w:t>
+        <w:t>r.</w:t>
       </w:r>
       <w:r>
         <w:rPr>
